--- a/en/wisdom-stories/nest-builder.docx
+++ b/en/wisdom-stories/nest-builder.docx
@@ -27,7 +27,7 @@
         <w:rPr>
           <w:lang/>
         </w:rPr>
-        <w:t>“The female bird builds the nest,” says a proverb. It honours the care and effort a woman brings to family life, turning a house into a home. Appreciating that work means more than saying thank you: it means sharing the care and responsibility.</w:t>
+        <w:t xml:space="preserve">“The female bird builds the nest,” says a proverb. It honors the care and effort a woman brings to family life, turning a house into a home. Appreciating that work means more than saying thank you: it means sharing the care and responsibility.</w:t>
       </w:r>
     </w:p>
     <w:p>
@@ -48,7 +48,7 @@
         <w:rPr>
           <w:lang/>
         </w:rPr>
-        <w:t xml:space="preserve"> Recognise and value a woman’s contribution to her family. A home grows stronger through mutual love, respect, and shared effort.</w:t>
+        <w:t xml:space="preserve"> Recognize and value a woman’s contribution to her family. A home grows stronger through mutual love, respect, and shared effort.</w:t>
       </w:r>
     </w:p>
     <w:p>
